--- a/doc/冯浩然_AIInfra面试自我介绍.docx
+++ b/doc/冯浩然_AIInfra面试自我介绍.docx
@@ -29,7 +29,7 @@
           <w:rFonts w:ascii="Times New Roman" w:hAnsi="Times New Roman" w:cs="Times New Roman" w:eastAsia="宋体"/>
           <w:sz w:val="22"/>
         </w:rPr>
-        <w:t>目前我在九坤投资 AI 研究院担任大模型与高性能计算实习生，代表性工作有三项。第一，针对 H200 上 vLLM TP=2 FULL CUDA Graph 的 rollout 卡死，我构建两卡最小复现，将根因定位到 FlashInfer fused AllReduce + RMSNorm 中 FTZ 对 Lamport sentinel 的误判，改为位级精确判断后，模型级回归全部通过，重复 replay 未再出现 timeout 或 hang。第二，在 R3 Router Replay 中，我打通 vLLM 与 Megatron 之间的 MoE route 采集、传输和回放链路；8 张 H200 的实验将 route mismatch 从 17%–19% 降到 0、KL 降低 4–7 倍，并扩展到 128 卡，使用内部 300B 模型完成竞赛题单轮 200-step 运行。第三，我参与 OE 异步算子开发，将 history 和输入构造保留在 GPU，用 Triton fused hash 减少 CPU/GPU 同步与回传；TP1 28 个用例全部通过，TP2/TP4 均达到 84/84、0 mismatch，吞吐提升约 3%–5%。</w:t>
+        <w:t>目前我在九坤投资 AI 研究院担任大模型与高性能计算实习生，代表性工作有三项。第一，针对 H200 上 vLLM TP=2 FULL CUDA Graph 的 rollout 卡死，我构建两卡最小复现，将根因定位到 FlashInfer fused AllReduce + RMSNorm 中 FTZ 对 Lamport sentinel 的误判，改为位级精确判断后，模型级回归全部通过，重复 replay 未再出现 timeout 或 hang。第二，在 R3 Router Replay 中，我打通 vLLM 与 Megatron 之间的 MoE route 采集、传输和回放链路；8 张 H200 的实验将 route mismatch 从 17%–19% 降到 0、KL 降低 4–7 倍，并扩展到 128 卡，使用内部 300B 模型完成竞赛题单轮 200-step 运行。第三，我完成了 H200 上 vLLM Batch-Invariant Router GEMM 的确定性优化。我通过 CUDA Graph 微基准和整模型 profile，定位到现有 Triton persistent kernel 固定使用 128×128 大 tile，在 decode 小 M 场景存在大量无效计算；随后实现并对比了固定 K 归约顺序的 Triton full-K 与 DeepGEMM BF16 路径。在目标模型的 20 个场景中，DeepGEMM 将 48 层 Router GEMM 的中位耗时从约 789 微秒降到 210 微秒，降低 73.4%，整步 GPU busy 中位降低 6.2%，kernel 与全模型均保持逐位一致。最终我将方案收敛为 DeepGEMM 主路径、Triton full-K 低依赖 fallback、persistent kernel 全覆盖兜底的三级架构，在兼顾性能的同时保证确定性和部署鲁棒性。</w:t>
       </w:r>
     </w:p>
     <w:p>

--- a/doc/冯浩然_AIInfra面试自我介绍.docx
+++ b/doc/冯浩然_AIInfra面试自我介绍.docx
@@ -14,7 +14,12 @@
           <w:rFonts w:ascii="Times New Roman" w:hAnsi="Times New Roman" w:cs="Times New Roman" w:eastAsia="宋体"/>
           <w:sz w:val="22"/>
         </w:rPr>
-        <w:t>面试官您好，我叫冯浩然，目前在香港中文大学（深圳）攻读集成电路与系统硕士，本科毕业于山东大学。我的实践方向主要是大模型训推系统、RL Infra 和 GPU 性能工程，习惯从框架链路下钻到 Operator 和 Kernel，并用正确性与性能数据闭环。</w:t>
+      </w:r>
+      <w:r>
+        <w:rPr>
+          <w:sz w:val="21"/>
+        </w:rPr>
+        <w:t>面试官您好，我叫冯浩然，目前在香港中文大学（深圳）攻读集成电路与系统硕士，本科毕业于山东大学。我的实践方向主要是大模型训推系统、RL Infra、GPU 性能工程，以及面向边缘部署的模型压缩与思维链蒸馏；习惯从算法目标下钻到 Operator 和 Kernel，并用正确性与性能数据闭环。</w:t>
       </w:r>
     </w:p>
     <w:p>
@@ -48,6 +53,15 @@
       </w:r>
     </w:p>
     <w:p>
+      <w:pPr/>
+      <w:r>
+        <w:rPr>
+          <w:sz w:val="21"/>
+        </w:rPr>
+        <w:t>研究方面，我参与了一项面向语义通信和边缘设备的关键 Token 思维链蒸馏工作。针对传统 CoT 蒸馏对所有推理 Token 等权监督的问题，我们构建了三阶段流程：先恢复被打乱或遮蔽的四段式推理结构；再逐 Token 扰动教师推理，根据参考答案 log-likelihood 的下降估计关键 Token，并进行加权 SFT 和高重要性位置辅助训练；最后从学生生成中构造偏好对，通过 DPO 强化答案正确性和结构完整性。Qwen2.5-7B 在 GSM8K/SVAMP 全量评测上的 greedy pass@1 为 70.05%/67.67%，pass@5 为 94.01%/94.00%。论文正在撰写，拟投稿 AAAI 2027（CCF-A）。</w:t>
+      </w:r>
+    </w:p>
+    <w:p>
       <w:pPr>
         <w:spacing w:after="120" w:line="300" w:lineRule="auto"/>
         <w:rPr>
@@ -74,7 +88,12 @@
           <w:rFonts w:ascii="Times New Roman" w:hAnsi="Times New Roman" w:cs="Times New Roman" w:eastAsia="宋体"/>
           <w:sz w:val="22"/>
         </w:rPr>
-        <w:t>技术上，我主要使用 C/C++、Python、CUDA、Triton 和 PyTorch Extension，熟悉 vLLM、veRL、Megatron-LM、FlashInfer 与 NCCL，也会使用 Nsys、NCU 和 Compute Sanitizer 做性能分析与故障定位。我希望继续深耕 AI Infra、GPU 算子和大模型训推系统。谢谢。</w:t>
+      </w:r>
+      <w:r>
+        <w:rPr>
+          <w:sz w:val="21"/>
+        </w:rPr>
+        <w:t>技术上，我主要使用 C/C++、Python、CUDA、Triton 和 PyTorch Extension，熟悉 vLLM、veRL、Megatron-LM、FlashInfer 与 NCCL，也会使用 Nsys、NCU 和 Compute Sanitizer 做性能分析与故障定位。我希望继续深耕 AI Infra、GPU 算子，以及大模型训练、蒸馏和推理系统。谢谢。</w:t>
       </w:r>
     </w:p>
     <w:p>

--- a/doc/冯浩然_AIInfra面试自我介绍.docx
+++ b/doc/冯浩然_AIInfra面试自我介绍.docx
@@ -4,104 +4,66 @@
   <w:body>
     <w:p>
       <w:pPr>
-        <w:spacing w:after="120" w:line="300" w:lineRule="auto"/>
+        <w:spacing w:after="120" w:line="240" w:lineRule="auto"/>
         <w:rPr>
-          <w:rFonts w:ascii="宋体" w:eastAsia="宋体" w:hAnsi="宋体" w:hint="eastAsia"/>
+          <w:rFonts w:hint="eastAsia"/>
+          <w:sz w:val="21"/>
         </w:rPr>
       </w:pPr>
       <w:r>
         <w:rPr>
-          <w:rFonts w:ascii="Times New Roman" w:hAnsi="Times New Roman" w:cs="Times New Roman" w:eastAsia="宋体"/>
-          <w:sz w:val="22"/>
-        </w:rPr>
-      </w:r>
-      <w:r>
-        <w:rPr>
+          <w:rFonts w:hint="eastAsia"/>
           <w:sz w:val="21"/>
         </w:rPr>
-        <w:t>面试官您好，我叫冯浩然，目前在香港中文大学（深圳）攻读集成电路与系统硕士，本科毕业于山东大学。我的实践方向主要是大模型训推系统、RL Infra、GPU 性能工程，以及面向边缘部署的模型压缩与思维链蒸馏；习惯从算法目标下钻到 Operator 和 Kernel，并用正确性与性能数据闭环。</w:t>
+        <w:t>面试官您好，我叫冯浩然，目前在香港中文大学（深圳）攻读集成电路与系统硕士，本科毕业于山东大学。我的主要方向是大模型训推系统、RL Infra 和 GPU 性能优化。</w:t>
       </w:r>
     </w:p>
     <w:p>
       <w:pPr>
-        <w:spacing w:after="120" w:line="300" w:lineRule="auto"/>
+        <w:spacing w:after="120" w:line="240" w:lineRule="auto"/>
         <w:rPr>
-          <w:rFonts w:ascii="宋体" w:eastAsia="宋体" w:hAnsi="宋体" w:hint="eastAsia"/>
+          <w:rFonts w:hint="eastAsia"/>
+          <w:sz w:val="21"/>
         </w:rPr>
       </w:pPr>
       <w:r>
         <w:rPr>
-          <w:rFonts w:ascii="Times New Roman" w:hAnsi="Times New Roman" w:cs="Times New Roman" w:eastAsia="宋体"/>
-          <w:sz w:val="22"/>
+          <w:rFonts w:hint="eastAsia"/>
+          <w:sz w:val="21"/>
         </w:rPr>
-        <w:t>目前我在九坤投资 AI 研究院担任大模型与高性能计算实习生，代表性工作有三项。第一，针对 H200 上 vLLM TP=2 FULL CUDA Graph 的 rollout 卡死，我构建两卡最小复现，将根因定位到 FlashInfer fused AllReduce + RMSNorm 中 FTZ 对 Lamport sentinel 的误判，改为位级精确判断后，模型级回归全部通过，重复 replay 未再出现 timeout 或 hang。第二，在 R3 Router Replay 中，我打通 vLLM 与 Megatron 之间的 MoE route 采集、传输和回放链路；8 张 H200 的实验将 route mismatch 从 17%–19% 降到 0、KL 降低 4–7 倍，并扩展到 128 卡，使用内部 300B 模型完成竞赛题单轮 200-step 运行。第三，我完成了 H200 上 vLLM Batch-Invariant Router GEMM 的确定性优化。我通过 CUDA Graph 微基准和整模型 profile，定位到现有 Triton persistent kernel 固定使用 128×128 大 tile，在 decode 小 M 场景存在大量无效计算；随后实现并对比了固定 K 归约顺序的 Triton full-K 与 DeepGEMM BF16 路径。在目标模型的 20 个场景中，DeepGEMM 将 48 层 Router GEMM 的中位耗时从约 789 微秒降到 210 微秒，降低 73.4%，整步 GPU busy 中位降低 6.2%，kernel 与全模型均保持逐位一致。最终我将方案收敛为 DeepGEMM 主路径、Triton full-K 低依赖 fallback、persistent kernel 全覆盖兜底的三级架构，在兼顾性能的同时保证确定性和部署鲁棒性。</w:t>
+        <w:t>目前我在九坤投资 AI 研究院实习，主要做大模型训练与推理基础设施。第一，我定位并修复了 H200 上 vLLM TP=2 Full CUDA Graph 的 rollout 卡死：通过两卡最小复现将问题收敛到 FlashInfer fused AllReduce + RMSNorm 的轮询逻辑，确认 FTZ 导致 Lamport sentinel 被误判，改为位级判断后模型级回归全部通过。第二，我完成 R3 Router Replay 的 route 采集、传输与回放链路，在 8 张 H200 上把 vLLM 与 Megatron 的 route mismatch 从 17%-19% 降到 0，并扩展到 128 卡。第三，我优化了 H200 上确定性 Router GEMM，DeepGEMM 路径将 48 层中位耗时从 789 微秒降到 210 微秒，降低 73.4%，同时保持 kernel 和整模型逐位一致。</w:t>
       </w:r>
     </w:p>
     <w:p>
       <w:pPr>
-        <w:spacing w:after="120" w:line="300" w:lineRule="auto"/>
+        <w:spacing w:after="120" w:line="240" w:lineRule="auto"/>
         <w:rPr>
-          <w:rFonts w:ascii="宋体" w:eastAsia="宋体" w:hAnsi="宋体" w:hint="eastAsia"/>
+          <w:rFonts w:hint="eastAsia"/>
+          <w:sz w:val="21"/>
         </w:rPr>
       </w:pPr>
       <w:r>
         <w:rPr>
-          <w:rFonts w:ascii="Times New Roman" w:hAnsi="Times New Roman" w:cs="Times New Roman" w:eastAsia="宋体"/>
-          <w:sz w:val="22"/>
+          <w:rFonts w:hint="eastAsia"/>
+          <w:sz w:val="21"/>
         </w:rPr>
-        <w:t>此前在摩尔线程，我负责 TensorFlow MUSA Extension 的算子与图优化：修复 GELU 融合链路，使整网 11 个 GELU 全部融合、真实 shape 耗时降低 36.6%；同时修复 shape tensor 路径导致的 OOM 和随机崩溃，将长跑成功率从 500 轮约 30% 提升到 1000 轮 100%，并通过最高 80 万轮验证。</w:t>
+        <w:t>此前在摩尔线程，我负责 TensorFlow MUSA Extension 的算子与图优化：修复 GELU 融合链路，使整网 11 个 GELU 全部融合、真实 shape 耗时降低 36.6%；还定位并修复 shape tensor HostMemory 路径导致的 OOM 和随机崩溃，将 1000 轮推理成功率提升到 100%，并通过最高 80 万轮长跑验证。</w:t>
       </w:r>
     </w:p>
     <w:p>
-      <w:pPr/>
-      <w:r>
-        <w:rPr>
-          <w:sz w:val="21"/>
-        </w:rPr>
-        <w:t>研究方面，我参与了一项面向语义通信和边缘设备的关键 Token 思维链蒸馏工作。针对传统 CoT 蒸馏对所有推理 Token 等权监督的问题，我们构建了三阶段流程：先恢复被打乱或遮蔽的四段式推理结构；再逐 Token 扰动教师推理，根据参考答案 log-likelihood 的下降估计关键 Token，并进行加权 SFT 和高重要性位置辅助训练；最后从学生生成中构造偏好对，通过 DPO 强化答案正确性和结构完整性。Qwen2.5-7B 在 GSM8K/SVAMP 全量评测上的 greedy pass@1 为 70.05%/67.67%，pass@5 为 94.01%/94.00%。论文正在撰写，拟投稿 AAAI 2027（CCF-A）。</w:t>
-      </w:r>
-    </w:p>
-    <w:p>
-      <w:pPr>
-        <w:spacing w:after="120" w:line="300" w:lineRule="auto"/>
-        <w:rPr>
-          <w:rFonts w:ascii="宋体" w:eastAsia="宋体" w:hAnsi="宋体" w:hint="eastAsia"/>
-        </w:rPr>
-      </w:pPr>
-      <w:r>
-        <w:rPr>
-          <w:rFonts w:ascii="Times New Roman" w:hAnsi="Times New Roman" w:cs="Times New Roman" w:eastAsia="宋体"/>
-          <w:sz w:val="22"/>
-        </w:rPr>
-        <w:t>项目方面，我开发了一个基于 PyTorch Extension 的量化 LLM 推理 Runtime。在两张 H200 上，我用 Compute Sanitizer 定位并修复 AWQ decode Kernel 越界，实现 packed-AWQ TP=2 与 NCCL all-reduce，并完成 Qwen2.5-Coder-32B W4A16 双卡部署：checkpoint 减少 70.5%，E2E 输出吞吐提升 76.8%，单 rank 峰值显存下降 66.8%。</w:t>
-      </w:r>
-    </w:p>
-    <w:p>
-      <w:pPr>
-        <w:spacing w:after="120" w:line="300" w:lineRule="auto"/>
-        <w:rPr>
-          <w:rFonts w:ascii="宋体" w:eastAsia="宋体" w:hAnsi="宋体" w:hint="eastAsia"/>
-        </w:rPr>
-      </w:pPr>
-      <w:r>
-        <w:rPr>
-          <w:rFonts w:ascii="Times New Roman" w:hAnsi="Times New Roman" w:cs="Times New Roman" w:eastAsia="宋体"/>
-          <w:sz w:val="22"/>
-        </w:rPr>
-      </w:r>
-      <w:r>
-        <w:rPr>
-          <w:sz w:val="21"/>
-        </w:rPr>
-        <w:t>技术上，我主要使用 C/C++、Python、CUDA、Triton 和 PyTorch Extension，熟悉 vLLM、veRL、Megatron-LM、FlashInfer 与 NCCL，也会使用 Nsys、NCU 和 Compute Sanitizer 做性能分析与故障定位。我希望继续深耕 AI Infra、GPU 算子，以及大模型训练、蒸馏和推理系统。谢谢。</w:t>
-      </w:r>
-    </w:p>
-    <w:p>
-      <w:pPr>
+      <w:pPr>
+        <w:spacing w:after="120" w:line="240" w:lineRule="auto"/>
         <w:rPr>
           <w:rFonts w:hint="eastAsia"/>
         </w:rPr>
       </w:pPr>
+      <w:r>
+        <w:rPr>
+          <w:rFonts w:hint="eastAsia"/>
+          <w:sz w:val="21"/>
+        </w:rPr>
+        <w:t>这些经历让我形成了从最小复现、源码与 Kernel 定位，到正确性回归和性能验证的完整工作方法。我希望继续从事 AI Infra、GPU 算子及大模型训练推理系统相关工作。谢谢。</w:t>
+      </w:r>
     </w:p>
     <w:sectPr>
       <w:pgSz w:w="11906" w:h="16838"/>
